--- a/Laporan_UKK_Iqval.docx
+++ b/Laporan_UKK_Iqval.docx
@@ -1,6 +1,6 @@
 
 <file path=word/document.xml><?xml version="1.0" encoding="utf-8"?>
-<w:document xmlns:wpc="http://schemas.microsoft.com/office/word/2010/wordprocessingCanvas" xmlns:cx="http://schemas.microsoft.com/office/drawing/2014/chartex" xmlns:cx1="http://schemas.microsoft.com/office/drawing/2015/9/8/chartex" xmlns:mc="http://schemas.openxmlformats.org/markup-compatibility/2006" xmlns:o="urn:schemas-microsoft-com:office:office" xmlns:r="http://schemas.openxmlformats.org/officeDocument/2006/relationships" xmlns:m="http://schemas.openxmlformats.org/officeDocument/2006/math" xmlns:v="urn:schemas-microsoft-com:vml" xmlns:wp14="http://schemas.microsoft.com/office/word/2010/wordprocessingDrawing" xmlns:wp="http://schemas.openxmlformats.org/drawingml/2006/wordprocessingDrawing" xmlns:w10="urn:schemas-microsoft-com:office:word" xmlns:w="http://schemas.openxmlformats.org/wordprocessingml/2006/main" xmlns:w14="http://schemas.microsoft.com/office/word/2010/wordml" xmlns:w15="http://schemas.microsoft.com/office/word/2012/wordml" xmlns:w16se="http://schemas.microsoft.com/office/word/2015/wordml/symex" xmlns:wpg="http://schemas.microsoft.com/office/word/2010/wordprocessingGroup" xmlns:wpi="http://schemas.microsoft.com/office/word/2010/wordprocessingInk" xmlns:wne="http://schemas.microsoft.com/office/word/2006/wordml" xmlns:wps="http://schemas.microsoft.com/office/word/2010/wordprocessingShape" mc:Ignorable="w14 w15 w16se wp14">
+<w:document xmlns:wpc="http://schemas.microsoft.com/office/word/2010/wordprocessingCanvas" xmlns:mc="http://schemas.openxmlformats.org/markup-compatibility/2006" xmlns:o="urn:schemas-microsoft-com:office:office" xmlns:r="http://schemas.openxmlformats.org/officeDocument/2006/relationships" xmlns:m="http://schemas.openxmlformats.org/officeDocument/2006/math" xmlns:v="urn:schemas-microsoft-com:vml" xmlns:wp14="http://schemas.microsoft.com/office/word/2010/wordprocessingDrawing" xmlns:wp="http://schemas.openxmlformats.org/drawingml/2006/wordprocessingDrawing" xmlns:w10="urn:schemas-microsoft-com:office:word" xmlns:w="http://schemas.openxmlformats.org/wordprocessingml/2006/main" xmlns:w14="http://schemas.microsoft.com/office/word/2010/wordml" xmlns:w15="http://schemas.microsoft.com/office/word/2012/wordml" xmlns:wpg="http://schemas.microsoft.com/office/word/2010/wordprocessingGroup" xmlns:wpi="http://schemas.microsoft.com/office/word/2010/wordprocessingInk" xmlns:wne="http://schemas.microsoft.com/office/word/2006/wordml" xmlns:wps="http://schemas.microsoft.com/office/word/2010/wordprocessingShape" mc:Ignorable="w14 w15 wp14">
   <w:body>
     <w:p>
       <w:pPr>
@@ -72,7 +72,7 @@
           <w:noProof/>
           <w:sz w:val="32"/>
           <w:szCs w:val="32"/>
-          <w:lang w:val="en-US"/>
+          <w:lang w:eastAsia="id-ID"/>
         </w:rPr>
         <w:drawing>
           <wp:anchor distT="0" distB="0" distL="114300" distR="114300" simplePos="0" relativeHeight="251658240" behindDoc="0" locked="0" layoutInCell="1" allowOverlap="1" wp14:anchorId="483873B5" wp14:editId="38BBD114">
@@ -2464,7 +2464,7 @@
           <w:noProof/>
           <w:sz w:val="36"/>
           <w:szCs w:val="32"/>
-          <w:lang w:val="en-US"/>
+          <w:lang w:eastAsia="id-ID"/>
         </w:rPr>
         <w:drawing>
           <wp:anchor distT="0" distB="0" distL="114300" distR="114300" simplePos="0" relativeHeight="251660288" behindDoc="0" locked="0" layoutInCell="1" allowOverlap="1" wp14:anchorId="2929D4B1" wp14:editId="44D15E72">
@@ -2643,6 +2643,7 @@
           <w:szCs w:val="32"/>
         </w:rPr>
       </w:pPr>
+      <w:bookmarkStart w:id="0" w:name="_GoBack"/>
       <w:r>
         <w:rPr>
           <w:rFonts w:ascii="Times New Roman" w:hAnsi="Times New Roman" w:cs="Times New Roman"/>
@@ -2650,19 +2651,19 @@
           <w:noProof/>
           <w:sz w:val="36"/>
           <w:szCs w:val="32"/>
-          <w:lang w:val="en-US"/>
+          <w:lang w:eastAsia="id-ID"/>
         </w:rPr>
         <w:drawing>
           <wp:anchor distT="0" distB="0" distL="114300" distR="114300" simplePos="0" relativeHeight="251659264" behindDoc="0" locked="0" layoutInCell="1" allowOverlap="1" wp14:anchorId="11A77C55" wp14:editId="6159844C">
             <wp:simplePos x="0" y="0"/>
             <wp:positionH relativeFrom="margin">
-              <wp:posOffset>0</wp:posOffset>
+              <wp:posOffset>519236</wp:posOffset>
             </wp:positionH>
             <wp:positionV relativeFrom="paragraph">
-              <wp:posOffset>107315</wp:posOffset>
+              <wp:posOffset>104140</wp:posOffset>
             </wp:positionV>
-            <wp:extent cx="3356610" cy="2237740"/>
-            <wp:effectExtent l="0" t="0" r="0" b="0"/>
+            <wp:extent cx="2318137" cy="2237740"/>
+            <wp:effectExtent l="0" t="0" r="6350" b="0"/>
             <wp:wrapNone/>
             <wp:docPr id="4" name="Picture 4"/>
             <wp:cNvGraphicFramePr>
@@ -2676,7 +2677,7 @@
                     <pic:cNvPicPr/>
                   </pic:nvPicPr>
                   <pic:blipFill>
-                    <a:blip r:embed="rId13" cstate="print">
+                    <a:blip r:embed="rId13">
                       <a:extLst>
                         <a:ext uri="{28A0092B-C50C-407E-A947-70E740481C1C}">
                           <a14:useLocalDpi xmlns:a14="http://schemas.microsoft.com/office/drawing/2010/main" val="0"/>
@@ -2690,7 +2691,7 @@
                   <pic:spPr>
                     <a:xfrm>
                       <a:off x="0" y="0"/>
-                      <a:ext cx="3356610" cy="2237740"/>
+                      <a:ext cx="2318137" cy="2237740"/>
                     </a:xfrm>
                     <a:prstGeom prst="rect">
                       <a:avLst/>
@@ -2708,6 +2709,7 @@
           </wp:anchor>
         </w:drawing>
       </w:r>
+      <w:bookmarkEnd w:id="0"/>
     </w:p>
     <w:p>
       <w:pPr>
@@ -2842,7 +2844,7 @@
           <w:noProof/>
           <w:sz w:val="36"/>
           <w:szCs w:val="32"/>
-          <w:lang w:val="en-US"/>
+          <w:lang w:eastAsia="id-ID"/>
         </w:rPr>
         <w:drawing>
           <wp:inline distT="0" distB="0" distL="0" distR="0">
@@ -2950,7 +2952,7 @@
                 <w:noProof/>
                 <w:sz w:val="36"/>
                 <w:szCs w:val="32"/>
-                <w:lang w:val="en-US"/>
+                <w:lang w:eastAsia="id-ID"/>
               </w:rPr>
               <w:drawing>
                 <wp:inline distT="0" distB="0" distL="0" distR="0">
@@ -3053,7 +3055,7 @@
                 <w:noProof/>
                 <w:sz w:val="36"/>
                 <w:szCs w:val="32"/>
-                <w:lang w:val="en-US"/>
+                <w:lang w:eastAsia="id-ID"/>
               </w:rPr>
               <w:lastRenderedPageBreak/>
               <w:drawing>
@@ -3157,7 +3159,7 @@
                 <w:noProof/>
                 <w:sz w:val="36"/>
                 <w:szCs w:val="32"/>
-                <w:lang w:val="en-US"/>
+                <w:lang w:eastAsia="id-ID"/>
               </w:rPr>
               <w:drawing>
                 <wp:inline distT="0" distB="0" distL="0" distR="0">
@@ -3271,7 +3273,7 @@
                 <w:noProof/>
                 <w:sz w:val="36"/>
                 <w:szCs w:val="32"/>
-                <w:lang w:val="en-US"/>
+                <w:lang w:eastAsia="id-ID"/>
               </w:rPr>
               <w:lastRenderedPageBreak/>
               <w:drawing>
@@ -3387,8 +3389,6 @@
                 <w:szCs w:val="32"/>
               </w:rPr>
             </w:pPr>
-            <w:bookmarkStart w:id="0" w:name="_GoBack"/>
-            <w:bookmarkEnd w:id="0"/>
             <w:r>
               <w:rPr>
                 <w:rFonts w:ascii="Times New Roman" w:hAnsi="Times New Roman" w:cs="Times New Roman"/>
@@ -3396,7 +3396,7 @@
                 <w:noProof/>
                 <w:sz w:val="36"/>
                 <w:szCs w:val="32"/>
-                <w:lang w:val="en-US"/>
+                <w:lang w:eastAsia="id-ID"/>
               </w:rPr>
               <w:drawing>
                 <wp:inline distT="0" distB="0" distL="0" distR="0">
@@ -3463,16 +3463,7 @@
           <w:sz w:val="36"/>
           <w:szCs w:val="32"/>
         </w:rPr>
-        <w:t>Crud Anggota</w:t>
-      </w:r>
-      <w:r>
-        <w:rPr>
-          <w:rFonts w:ascii="Times New Roman" w:hAnsi="Times New Roman" w:cs="Times New Roman"/>
-          <w:b/>
-          <w:sz w:val="36"/>
-          <w:szCs w:val="32"/>
-        </w:rPr>
-        <w:t xml:space="preserve"> (Admin)</w:t>
+        <w:t>Crud Anggota (Admin)</w:t>
       </w:r>
     </w:p>
     <w:p>
@@ -3521,7 +3512,7 @@
                 <w:noProof/>
                 <w:sz w:val="36"/>
                 <w:szCs w:val="32"/>
-                <w:lang w:val="en-US"/>
+                <w:lang w:eastAsia="id-ID"/>
               </w:rPr>
               <w:lastRenderedPageBreak/>
               <w:drawing>
@@ -3625,7 +3616,7 @@
                 <w:noProof/>
                 <w:sz w:val="36"/>
                 <w:szCs w:val="32"/>
-                <w:lang w:val="en-US"/>
+                <w:lang w:eastAsia="id-ID"/>
               </w:rPr>
               <w:drawing>
                 <wp:inline distT="0" distB="0" distL="0" distR="0">
@@ -3741,7 +3732,7 @@
                 <w:noProof/>
                 <w:sz w:val="36"/>
                 <w:szCs w:val="32"/>
-                <w:lang w:val="en-US"/>
+                <w:lang w:eastAsia="id-ID"/>
               </w:rPr>
               <w:lastRenderedPageBreak/>
               <w:drawing>
@@ -3845,7 +3836,7 @@
                 <w:noProof/>
                 <w:sz w:val="36"/>
                 <w:szCs w:val="32"/>
-                <w:lang w:val="en-US"/>
+                <w:lang w:eastAsia="id-ID"/>
               </w:rPr>
               <w:drawing>
                 <wp:inline distT="0" distB="0" distL="0" distR="0">
@@ -3963,7 +3954,7 @@
                 <w:noProof/>
                 <w:sz w:val="36"/>
                 <w:szCs w:val="32"/>
-                <w:lang w:val="en-US"/>
+                <w:lang w:eastAsia="id-ID"/>
               </w:rPr>
               <w:lastRenderedPageBreak/>
               <w:drawing>
@@ -4067,7 +4058,7 @@
                 <w:noProof/>
                 <w:sz w:val="36"/>
                 <w:szCs w:val="32"/>
-                <w:lang w:val="en-US"/>
+                <w:lang w:eastAsia="id-ID"/>
               </w:rPr>
               <w:drawing>
                 <wp:inline distT="0" distB="0" distL="0" distR="0">
@@ -4192,7 +4183,7 @@
                 <w:noProof/>
                 <w:sz w:val="36"/>
                 <w:szCs w:val="32"/>
-                <w:lang w:val="en-US"/>
+                <w:lang w:eastAsia="id-ID"/>
               </w:rPr>
               <w:lastRenderedPageBreak/>
               <w:drawing>
@@ -4260,16 +4251,7 @@
           <w:sz w:val="36"/>
           <w:szCs w:val="32"/>
         </w:rPr>
-        <w:t>Pengembalian</w:t>
-      </w:r>
-      <w:r>
-        <w:rPr>
-          <w:rFonts w:ascii="Times New Roman" w:hAnsi="Times New Roman" w:cs="Times New Roman"/>
-          <w:b/>
-          <w:sz w:val="36"/>
-          <w:szCs w:val="32"/>
-        </w:rPr>
-        <w:t xml:space="preserve"> (Siswa)</w:t>
+        <w:t>Pengembalian (Siswa)</w:t>
       </w:r>
     </w:p>
     <w:p>
@@ -4318,7 +4300,7 @@
                 <w:noProof/>
                 <w:sz w:val="36"/>
                 <w:szCs w:val="32"/>
-                <w:lang w:val="en-US"/>
+                <w:lang w:eastAsia="id-ID"/>
               </w:rPr>
               <w:drawing>
                 <wp:inline distT="0" distB="0" distL="0" distR="0">
@@ -4415,7 +4397,7 @@
 </file>
 
 <file path=word/endnotes.xml><?xml version="1.0" encoding="utf-8"?>
-<w:endnotes xmlns:wpc="http://schemas.microsoft.com/office/word/2010/wordprocessingCanvas" xmlns:cx="http://schemas.microsoft.com/office/drawing/2014/chartex" xmlns:cx1="http://schemas.microsoft.com/office/drawing/2015/9/8/chartex" xmlns:mc="http://schemas.openxmlformats.org/markup-compatibility/2006" xmlns:o="urn:schemas-microsoft-com:office:office" xmlns:r="http://schemas.openxmlformats.org/officeDocument/2006/relationships" xmlns:m="http://schemas.openxmlformats.org/officeDocument/2006/math" xmlns:v="urn:schemas-microsoft-com:vml" xmlns:wp14="http://schemas.microsoft.com/office/word/2010/wordprocessingDrawing" xmlns:wp="http://schemas.openxmlformats.org/drawingml/2006/wordprocessingDrawing" xmlns:w10="urn:schemas-microsoft-com:office:word" xmlns:w="http://schemas.openxmlformats.org/wordprocessingml/2006/main" xmlns:w14="http://schemas.microsoft.com/office/word/2010/wordml" xmlns:w15="http://schemas.microsoft.com/office/word/2012/wordml" xmlns:w16se="http://schemas.microsoft.com/office/word/2015/wordml/symex" xmlns:wpg="http://schemas.microsoft.com/office/word/2010/wordprocessingGroup" xmlns:wpi="http://schemas.microsoft.com/office/word/2010/wordprocessingInk" xmlns:wne="http://schemas.microsoft.com/office/word/2006/wordml" xmlns:wps="http://schemas.microsoft.com/office/word/2010/wordprocessingShape" mc:Ignorable="w14 w15 w16se wp14">
+<w:endnotes xmlns:wpc="http://schemas.microsoft.com/office/word/2010/wordprocessingCanvas" xmlns:mc="http://schemas.openxmlformats.org/markup-compatibility/2006" xmlns:o="urn:schemas-microsoft-com:office:office" xmlns:r="http://schemas.openxmlformats.org/officeDocument/2006/relationships" xmlns:m="http://schemas.openxmlformats.org/officeDocument/2006/math" xmlns:v="urn:schemas-microsoft-com:vml" xmlns:wp14="http://schemas.microsoft.com/office/word/2010/wordprocessingDrawing" xmlns:wp="http://schemas.openxmlformats.org/drawingml/2006/wordprocessingDrawing" xmlns:w10="urn:schemas-microsoft-com:office:word" xmlns:w="http://schemas.openxmlformats.org/wordprocessingml/2006/main" xmlns:w14="http://schemas.microsoft.com/office/word/2010/wordml" xmlns:w15="http://schemas.microsoft.com/office/word/2012/wordml" xmlns:wpg="http://schemas.microsoft.com/office/word/2010/wordprocessingGroup" xmlns:wpi="http://schemas.microsoft.com/office/word/2010/wordprocessingInk" xmlns:wne="http://schemas.microsoft.com/office/word/2006/wordml" xmlns:wps="http://schemas.microsoft.com/office/word/2010/wordprocessingShape" mc:Ignorable="w14 w15 wp14">
   <w:endnote w:type="separator" w:id="-1">
     <w:p>
       <w:pPr>
@@ -4440,7 +4422,7 @@
 </file>
 
 <file path=word/footer1.xml><?xml version="1.0" encoding="utf-8"?>
-<w:ftr xmlns:wpc="http://schemas.microsoft.com/office/word/2010/wordprocessingCanvas" xmlns:cx="http://schemas.microsoft.com/office/drawing/2014/chartex" xmlns:cx1="http://schemas.microsoft.com/office/drawing/2015/9/8/chartex" xmlns:mc="http://schemas.openxmlformats.org/markup-compatibility/2006" xmlns:o="urn:schemas-microsoft-com:office:office" xmlns:r="http://schemas.openxmlformats.org/officeDocument/2006/relationships" xmlns:m="http://schemas.openxmlformats.org/officeDocument/2006/math" xmlns:v="urn:schemas-microsoft-com:vml" xmlns:wp14="http://schemas.microsoft.com/office/word/2010/wordprocessingDrawing" xmlns:wp="http://schemas.openxmlformats.org/drawingml/2006/wordprocessingDrawing" xmlns:w10="urn:schemas-microsoft-com:office:word" xmlns:w="http://schemas.openxmlformats.org/wordprocessingml/2006/main" xmlns:w14="http://schemas.microsoft.com/office/word/2010/wordml" xmlns:w15="http://schemas.microsoft.com/office/word/2012/wordml" xmlns:w16se="http://schemas.microsoft.com/office/word/2015/wordml/symex" xmlns:wpg="http://schemas.microsoft.com/office/word/2010/wordprocessingGroup" xmlns:wpi="http://schemas.microsoft.com/office/word/2010/wordprocessingInk" xmlns:wne="http://schemas.microsoft.com/office/word/2006/wordml" xmlns:wps="http://schemas.microsoft.com/office/word/2010/wordprocessingShape" mc:Ignorable="w14 w15 w16se wp14">
+<w:ftr xmlns:wpc="http://schemas.microsoft.com/office/word/2010/wordprocessingCanvas" xmlns:mc="http://schemas.openxmlformats.org/markup-compatibility/2006" xmlns:o="urn:schemas-microsoft-com:office:office" xmlns:r="http://schemas.openxmlformats.org/officeDocument/2006/relationships" xmlns:m="http://schemas.openxmlformats.org/officeDocument/2006/math" xmlns:v="urn:schemas-microsoft-com:vml" xmlns:wp14="http://schemas.microsoft.com/office/word/2010/wordprocessingDrawing" xmlns:wp="http://schemas.openxmlformats.org/drawingml/2006/wordprocessingDrawing" xmlns:w10="urn:schemas-microsoft-com:office:word" xmlns:w="http://schemas.openxmlformats.org/wordprocessingml/2006/main" xmlns:w14="http://schemas.microsoft.com/office/word/2010/wordml" xmlns:w15="http://schemas.microsoft.com/office/word/2012/wordml" xmlns:wpg="http://schemas.microsoft.com/office/word/2010/wordprocessingGroup" xmlns:wpi="http://schemas.microsoft.com/office/word/2010/wordprocessingInk" xmlns:wne="http://schemas.microsoft.com/office/word/2006/wordml" xmlns:wps="http://schemas.microsoft.com/office/word/2010/wordprocessingShape" mc:Ignorable="w14 w15 wp14">
   <w:sdt>
     <w:sdtPr>
       <w:rPr>
@@ -4496,7 +4478,7 @@
 </file>
 
 <file path=word/footer2.xml><?xml version="1.0" encoding="utf-8"?>
-<w:ftr xmlns:wpc="http://schemas.microsoft.com/office/word/2010/wordprocessingCanvas" xmlns:cx="http://schemas.microsoft.com/office/drawing/2014/chartex" xmlns:cx1="http://schemas.microsoft.com/office/drawing/2015/9/8/chartex" xmlns:mc="http://schemas.openxmlformats.org/markup-compatibility/2006" xmlns:o="urn:schemas-microsoft-com:office:office" xmlns:r="http://schemas.openxmlformats.org/officeDocument/2006/relationships" xmlns:m="http://schemas.openxmlformats.org/officeDocument/2006/math" xmlns:v="urn:schemas-microsoft-com:vml" xmlns:wp14="http://schemas.microsoft.com/office/word/2010/wordprocessingDrawing" xmlns:wp="http://schemas.openxmlformats.org/drawingml/2006/wordprocessingDrawing" xmlns:w10="urn:schemas-microsoft-com:office:word" xmlns:w="http://schemas.openxmlformats.org/wordprocessingml/2006/main" xmlns:w14="http://schemas.microsoft.com/office/word/2010/wordml" xmlns:w15="http://schemas.microsoft.com/office/word/2012/wordml" xmlns:w16se="http://schemas.microsoft.com/office/word/2015/wordml/symex" xmlns:wpg="http://schemas.microsoft.com/office/word/2010/wordprocessingGroup" xmlns:wpi="http://schemas.microsoft.com/office/word/2010/wordprocessingInk" xmlns:wne="http://schemas.microsoft.com/office/word/2006/wordml" xmlns:wps="http://schemas.microsoft.com/office/word/2010/wordprocessingShape" mc:Ignorable="w14 w15 w16se wp14">
+<w:ftr xmlns:wpc="http://schemas.microsoft.com/office/word/2010/wordprocessingCanvas" xmlns:mc="http://schemas.openxmlformats.org/markup-compatibility/2006" xmlns:o="urn:schemas-microsoft-com:office:office" xmlns:r="http://schemas.openxmlformats.org/officeDocument/2006/relationships" xmlns:m="http://schemas.openxmlformats.org/officeDocument/2006/math" xmlns:v="urn:schemas-microsoft-com:vml" xmlns:wp14="http://schemas.microsoft.com/office/word/2010/wordprocessingDrawing" xmlns:wp="http://schemas.openxmlformats.org/drawingml/2006/wordprocessingDrawing" xmlns:w10="urn:schemas-microsoft-com:office:word" xmlns:w="http://schemas.openxmlformats.org/wordprocessingml/2006/main" xmlns:w14="http://schemas.microsoft.com/office/word/2010/wordml" xmlns:w15="http://schemas.microsoft.com/office/word/2012/wordml" xmlns:wpg="http://schemas.microsoft.com/office/word/2010/wordprocessingGroup" xmlns:wpi="http://schemas.microsoft.com/office/word/2010/wordprocessingInk" xmlns:wne="http://schemas.microsoft.com/office/word/2006/wordml" xmlns:wps="http://schemas.microsoft.com/office/word/2010/wordprocessingShape" mc:Ignorable="w14 w15 wp14">
   <w:sdt>
     <w:sdtPr>
       <w:rPr>
@@ -4565,7 +4547,7 @@
 </file>
 
 <file path=word/footer3.xml><?xml version="1.0" encoding="utf-8"?>
-<w:ftr xmlns:wpc="http://schemas.microsoft.com/office/word/2010/wordprocessingCanvas" xmlns:cx="http://schemas.microsoft.com/office/drawing/2014/chartex" xmlns:cx1="http://schemas.microsoft.com/office/drawing/2015/9/8/chartex" xmlns:mc="http://schemas.openxmlformats.org/markup-compatibility/2006" xmlns:o="urn:schemas-microsoft-com:office:office" xmlns:r="http://schemas.openxmlformats.org/officeDocument/2006/relationships" xmlns:m="http://schemas.openxmlformats.org/officeDocument/2006/math" xmlns:v="urn:schemas-microsoft-com:vml" xmlns:wp14="http://schemas.microsoft.com/office/word/2010/wordprocessingDrawing" xmlns:wp="http://schemas.openxmlformats.org/drawingml/2006/wordprocessingDrawing" xmlns:w10="urn:schemas-microsoft-com:office:word" xmlns:w="http://schemas.openxmlformats.org/wordprocessingml/2006/main" xmlns:w14="http://schemas.microsoft.com/office/word/2010/wordml" xmlns:w15="http://schemas.microsoft.com/office/word/2012/wordml" xmlns:w16se="http://schemas.microsoft.com/office/word/2015/wordml/symex" xmlns:wpg="http://schemas.microsoft.com/office/word/2010/wordprocessingGroup" xmlns:wpi="http://schemas.microsoft.com/office/word/2010/wordprocessingInk" xmlns:wne="http://schemas.microsoft.com/office/word/2006/wordml" xmlns:wps="http://schemas.microsoft.com/office/word/2010/wordprocessingShape" mc:Ignorable="w14 w15 w16se wp14">
+<w:ftr xmlns:wpc="http://schemas.microsoft.com/office/word/2010/wordprocessingCanvas" xmlns:mc="http://schemas.openxmlformats.org/markup-compatibility/2006" xmlns:o="urn:schemas-microsoft-com:office:office" xmlns:r="http://schemas.openxmlformats.org/officeDocument/2006/relationships" xmlns:m="http://schemas.openxmlformats.org/officeDocument/2006/math" xmlns:v="urn:schemas-microsoft-com:vml" xmlns:wp14="http://schemas.microsoft.com/office/word/2010/wordprocessingDrawing" xmlns:wp="http://schemas.openxmlformats.org/drawingml/2006/wordprocessingDrawing" xmlns:w10="urn:schemas-microsoft-com:office:word" xmlns:w="http://schemas.openxmlformats.org/wordprocessingml/2006/main" xmlns:w14="http://schemas.microsoft.com/office/word/2010/wordml" xmlns:w15="http://schemas.microsoft.com/office/word/2012/wordml" xmlns:wpg="http://schemas.microsoft.com/office/word/2010/wordprocessingGroup" xmlns:wpi="http://schemas.microsoft.com/office/word/2010/wordprocessingInk" xmlns:wne="http://schemas.microsoft.com/office/word/2006/wordml" xmlns:wps="http://schemas.microsoft.com/office/word/2010/wordprocessingShape" mc:Ignorable="w14 w15 wp14">
   <w:sdt>
     <w:sdtPr>
       <w:id w:val="-1103571132"/>
@@ -4598,7 +4580,7 @@
           <w:rPr>
             <w:noProof/>
           </w:rPr>
-          <w:t>5</w:t>
+          <w:t>2</w:t>
         </w:r>
         <w:r>
           <w:rPr>
@@ -4618,7 +4600,7 @@
 </file>
 
 <file path=word/footnotes.xml><?xml version="1.0" encoding="utf-8"?>
-<w:footnotes xmlns:wpc="http://schemas.microsoft.com/office/word/2010/wordprocessingCanvas" xmlns:cx="http://schemas.microsoft.com/office/drawing/2014/chartex" xmlns:cx1="http://schemas.microsoft.com/office/drawing/2015/9/8/chartex" xmlns:mc="http://schemas.openxmlformats.org/markup-compatibility/2006" xmlns:o="urn:schemas-microsoft-com:office:office" xmlns:r="http://schemas.openxmlformats.org/officeDocument/2006/relationships" xmlns:m="http://schemas.openxmlformats.org/officeDocument/2006/math" xmlns:v="urn:schemas-microsoft-com:vml" xmlns:wp14="http://schemas.microsoft.com/office/word/2010/wordprocessingDrawing" xmlns:wp="http://schemas.openxmlformats.org/drawingml/2006/wordprocessingDrawing" xmlns:w10="urn:schemas-microsoft-com:office:word" xmlns:w="http://schemas.openxmlformats.org/wordprocessingml/2006/main" xmlns:w14="http://schemas.microsoft.com/office/word/2010/wordml" xmlns:w15="http://schemas.microsoft.com/office/word/2012/wordml" xmlns:w16se="http://schemas.microsoft.com/office/word/2015/wordml/symex" xmlns:wpg="http://schemas.microsoft.com/office/word/2010/wordprocessingGroup" xmlns:wpi="http://schemas.microsoft.com/office/word/2010/wordprocessingInk" xmlns:wne="http://schemas.microsoft.com/office/word/2006/wordml" xmlns:wps="http://schemas.microsoft.com/office/word/2010/wordprocessingShape" mc:Ignorable="w14 w15 w16se wp14">
+<w:footnotes xmlns:wpc="http://schemas.microsoft.com/office/word/2010/wordprocessingCanvas" xmlns:mc="http://schemas.openxmlformats.org/markup-compatibility/2006" xmlns:o="urn:schemas-microsoft-com:office:office" xmlns:r="http://schemas.openxmlformats.org/officeDocument/2006/relationships" xmlns:m="http://schemas.openxmlformats.org/officeDocument/2006/math" xmlns:v="urn:schemas-microsoft-com:vml" xmlns:wp14="http://schemas.microsoft.com/office/word/2010/wordprocessingDrawing" xmlns:wp="http://schemas.openxmlformats.org/drawingml/2006/wordprocessingDrawing" xmlns:w10="urn:schemas-microsoft-com:office:word" xmlns:w="http://schemas.openxmlformats.org/wordprocessingml/2006/main" xmlns:w14="http://schemas.microsoft.com/office/word/2010/wordml" xmlns:w15="http://schemas.microsoft.com/office/word/2012/wordml" xmlns:wpg="http://schemas.microsoft.com/office/word/2010/wordprocessingGroup" xmlns:wpi="http://schemas.microsoft.com/office/word/2010/wordprocessingInk" xmlns:wne="http://schemas.microsoft.com/office/word/2006/wordml" xmlns:wps="http://schemas.microsoft.com/office/word/2010/wordprocessingShape" mc:Ignorable="w14 w15 wp14">
   <w:footnote w:type="separator" w:id="-1">
     <w:p>
       <w:pPr>
@@ -4643,8 +4625,8 @@
 </file>
 
 <file path=word/numbering.xml><?xml version="1.0" encoding="utf-8"?>
-<w:numbering xmlns:wpc="http://schemas.microsoft.com/office/word/2010/wordprocessingCanvas" xmlns:cx="http://schemas.microsoft.com/office/drawing/2014/chartex" xmlns:cx1="http://schemas.microsoft.com/office/drawing/2015/9/8/chartex" xmlns:mc="http://schemas.openxmlformats.org/markup-compatibility/2006" xmlns:o="urn:schemas-microsoft-com:office:office" xmlns:r="http://schemas.openxmlformats.org/officeDocument/2006/relationships" xmlns:m="http://schemas.openxmlformats.org/officeDocument/2006/math" xmlns:v="urn:schemas-microsoft-com:vml" xmlns:wp14="http://schemas.microsoft.com/office/word/2010/wordprocessingDrawing" xmlns:wp="http://schemas.openxmlformats.org/drawingml/2006/wordprocessingDrawing" xmlns:w10="urn:schemas-microsoft-com:office:word" xmlns:w="http://schemas.openxmlformats.org/wordprocessingml/2006/main" xmlns:w14="http://schemas.microsoft.com/office/word/2010/wordml" xmlns:w15="http://schemas.microsoft.com/office/word/2012/wordml" xmlns:w16se="http://schemas.microsoft.com/office/word/2015/wordml/symex" xmlns:wpg="http://schemas.microsoft.com/office/word/2010/wordprocessingGroup" xmlns:wpi="http://schemas.microsoft.com/office/word/2010/wordprocessingInk" xmlns:wne="http://schemas.microsoft.com/office/word/2006/wordml" xmlns:wps="http://schemas.microsoft.com/office/word/2010/wordprocessingShape" mc:Ignorable="w14 w15 w16se wp14">
-  <w:abstractNum w:abstractNumId="0" w15:restartNumberingAfterBreak="0">
+<w:numbering xmlns:wpc="http://schemas.microsoft.com/office/word/2010/wordprocessingCanvas" xmlns:mc="http://schemas.openxmlformats.org/markup-compatibility/2006" xmlns:o="urn:schemas-microsoft-com:office:office" xmlns:r="http://schemas.openxmlformats.org/officeDocument/2006/relationships" xmlns:m="http://schemas.openxmlformats.org/officeDocument/2006/math" xmlns:v="urn:schemas-microsoft-com:vml" xmlns:wp14="http://schemas.microsoft.com/office/word/2010/wordprocessingDrawing" xmlns:wp="http://schemas.openxmlformats.org/drawingml/2006/wordprocessingDrawing" xmlns:w10="urn:schemas-microsoft-com:office:word" xmlns:w="http://schemas.openxmlformats.org/wordprocessingml/2006/main" xmlns:w14="http://schemas.microsoft.com/office/word/2010/wordml" xmlns:w15="http://schemas.microsoft.com/office/word/2012/wordml" xmlns:wpg="http://schemas.microsoft.com/office/word/2010/wordprocessingGroup" xmlns:wpi="http://schemas.microsoft.com/office/word/2010/wordprocessingInk" xmlns:wne="http://schemas.microsoft.com/office/word/2006/wordml" xmlns:wps="http://schemas.microsoft.com/office/word/2010/wordprocessingShape" mc:Ignorable="w14 w15 wp14">
+  <w:abstractNum w:abstractNumId="0">
     <w:nsid w:val="09CB6724"/>
     <w:multiLevelType w:val="hybridMultilevel"/>
     <w:tmpl w:val="1B4A7094"/>
@@ -4733,7 +4715,7 @@
       </w:pPr>
     </w:lvl>
   </w:abstractNum>
-  <w:abstractNum w:abstractNumId="1" w15:restartNumberingAfterBreak="0">
+  <w:abstractNum w:abstractNumId="1">
     <w:nsid w:val="1482775B"/>
     <w:multiLevelType w:val="multilevel"/>
     <w:tmpl w:val="380A2E62"/>
@@ -4819,7 +4801,7 @@
       </w:pPr>
     </w:lvl>
   </w:abstractNum>
-  <w:abstractNum w:abstractNumId="2" w15:restartNumberingAfterBreak="0">
+  <w:abstractNum w:abstractNumId="2">
     <w:nsid w:val="500924E4"/>
     <w:multiLevelType w:val="hybridMultilevel"/>
     <w:tmpl w:val="FDCAB8C0"/>
@@ -4945,7 +4927,7 @@
 </file>
 
 <file path=word/styles.xml><?xml version="1.0" encoding="utf-8"?>
-<w:styles xmlns:mc="http://schemas.openxmlformats.org/markup-compatibility/2006" xmlns:r="http://schemas.openxmlformats.org/officeDocument/2006/relationships" xmlns:w="http://schemas.openxmlformats.org/wordprocessingml/2006/main" xmlns:w14="http://schemas.microsoft.com/office/word/2010/wordml" xmlns:w15="http://schemas.microsoft.com/office/word/2012/wordml" xmlns:w16se="http://schemas.microsoft.com/office/word/2015/wordml/symex" mc:Ignorable="w14 w15 w16se">
+<w:styles xmlns:mc="http://schemas.openxmlformats.org/markup-compatibility/2006" xmlns:r="http://schemas.openxmlformats.org/officeDocument/2006/relationships" xmlns:w="http://schemas.openxmlformats.org/wordprocessingml/2006/main" xmlns:w14="http://schemas.microsoft.com/office/word/2010/wordml" xmlns:w15="http://schemas.microsoft.com/office/word/2012/wordml" mc:Ignorable="w14 w15">
   <w:docDefaults>
     <w:rPrDefault>
       <w:rPr>
@@ -6022,6 +6004,7 @@
       <w:spacing w:after="0" w:line="240" w:lineRule="auto"/>
     </w:pPr>
     <w:tblPr>
+      <w:tblInd w:w="0" w:type="dxa"/>
       <w:tblBorders>
         <w:top w:val="single" w:sz="4" w:space="0" w:color="auto"/>
         <w:left w:val="single" w:sz="4" w:space="0" w:color="auto"/>
@@ -6030,6 +6013,12 @@
         <w:insideH w:val="single" w:sz="4" w:space="0" w:color="auto"/>
         <w:insideV w:val="single" w:sz="4" w:space="0" w:color="auto"/>
       </w:tblBorders>
+      <w:tblCellMar>
+        <w:top w:w="0" w:type="dxa"/>
+        <w:left w:w="108" w:type="dxa"/>
+        <w:bottom w:w="0" w:type="dxa"/>
+        <w:right w:w="108" w:type="dxa"/>
+      </w:tblCellMar>
     </w:tblPr>
   </w:style>
   <w:style w:type="character" w:styleId="LineNumber">
@@ -6334,7 +6323,7 @@
 </file>
 
 <file path=customXml/itemProps1.xml><?xml version="1.0" encoding="utf-8"?>
-<ds:datastoreItem xmlns:ds="http://schemas.openxmlformats.org/officeDocument/2006/customXml" ds:itemID="{B379FC0F-07D8-410E-9397-27D77FDF77F8}">
+<ds:datastoreItem xmlns:ds="http://schemas.openxmlformats.org/officeDocument/2006/customXml" ds:itemID="{2ECC15BA-9B64-48C7-B037-AAF4595ABB98}">
   <ds:schemaRefs>
     <ds:schemaRef ds:uri="http://schemas.openxmlformats.org/officeDocument/2006/bibliography"/>
   </ds:schemaRefs>
